--- a/template/task_accident-response-plan.docx
+++ b/template/task_accident-response-plan.docx
@@ -1,6 +1,6 @@
 
 <file path=word/document.xml><?xml version="1.0" encoding="utf-8"?>
-<w:document xmlns:wpc="http://schemas.microsoft.com/office/word/2010/wordprocessingCanvas" xmlns:cx="http://schemas.microsoft.com/office/drawing/2014/chartex" xmlns:cx1="http://schemas.microsoft.com/office/drawing/2015/9/8/chartex" xmlns:cx2="http://schemas.microsoft.com/office/drawing/2015/10/21/chartex" xmlns:cx3="http://schemas.microsoft.com/office/drawing/2016/5/9/chartex" xmlns:cx4="http://schemas.microsoft.com/office/drawing/2016/5/10/chartex" xmlns:cx5="http://schemas.microsoft.com/office/drawing/2016/5/11/chartex" xmlns:cx6="http://schemas.microsoft.com/office/drawing/2016/5/12/chartex" xmlns:cx7="http://schemas.microsoft.com/office/drawing/2016/5/13/chartex" xmlns:cx8="http://schemas.microsoft.com/office/drawing/2016/5/14/chartex" xmlns:mc="http://schemas.openxmlformats.org/markup-compatibility/2006" xmlns:aink="http://schemas.microsoft.com/office/drawing/2016/ink" xmlns:am3d="http://schemas.microsoft.com/office/drawing/2017/model3d" xmlns:o="urn:schemas-microsoft-com:office:office" xmlns:oel="http://schemas.microsoft.com/office/2019/extlst" xmlns:r="http://schemas.openxmlformats.org/officeDocument/2006/relationships" xmlns:m="http://schemas.openxmlformats.org/officeDocument/2006/math" xmlns:v="urn:schemas-microsoft-com:vml" xmlns:wp14="http://schemas.microsoft.com/office/word/2010/wordprocessingDrawing" xmlns:wp="http://schemas.openxmlformats.org/drawingml/2006/wordprocessingDrawing" xmlns:w10="urn:schemas-microsoft-com:office:word" xmlns:w="http://schemas.openxmlformats.org/wordprocessingml/2006/main" xmlns:w14="http://schemas.microsoft.com/office/word/2010/wordml" xmlns:w15="http://schemas.microsoft.com/office/word/2012/wordml" xmlns:w16cei="http://schemas.microsoft.com/office/word/2026/wordml/cei" xmlns:w16cex="http://schemas.microsoft.com/office/word/2018/wordml/cex" xmlns:w16cid="http://schemas.microsoft.com/office/word/2016/wordml/cid" xmlns:w16="http://schemas.microsoft.com/office/word/2018/wordml" xmlns:w16du="http://schemas.microsoft.com/office/word/2023/wordml/word16du" xmlns:w16sdtdh="http://schemas.microsoft.com/office/word/2020/wordml/sdtdatahash" xmlns:w16sdtfl="http://schemas.microsoft.com/office/word/2024/wordml/sdtformatlock" xmlns:w16se="http://schemas.microsoft.com/office/word/2015/wordml/symex" xmlns:wpg="http://schemas.microsoft.com/office/word/2010/wordprocessingGroup" xmlns:wpi="http://schemas.microsoft.com/office/word/2010/wordprocessingInk" xmlns:wne="http://schemas.microsoft.com/office/word/2006/wordml" xmlns:wps="http://schemas.microsoft.com/office/word/2010/wordprocessingShape" mc:Ignorable="w14 w15 w16se w16cid w16 w16cex w16sdtdh w16sdtfl w16du wp14">
+<w:document xmlns:wpc="http://schemas.microsoft.com/office/word/2010/wordprocessingCanvas" xmlns:cx="http://schemas.microsoft.com/office/drawing/2014/chartex" xmlns:cx1="http://schemas.microsoft.com/office/drawing/2015/9/8/chartex" xmlns:cx2="http://schemas.microsoft.com/office/drawing/2015/10/21/chartex" xmlns:cx3="http://schemas.microsoft.com/office/drawing/2016/5/9/chartex" xmlns:cx4="http://schemas.microsoft.com/office/drawing/2016/5/10/chartex" xmlns:cx5="http://schemas.microsoft.com/office/drawing/2016/5/11/chartex" xmlns:cx6="http://schemas.microsoft.com/office/drawing/2016/5/12/chartex" xmlns:cx7="http://schemas.microsoft.com/office/drawing/2016/5/13/chartex" xmlns:cx8="http://schemas.microsoft.com/office/drawing/2016/5/14/chartex" xmlns:mc="http://schemas.openxmlformats.org/markup-compatibility/2006" xmlns:aink="http://schemas.microsoft.com/office/drawing/2016/ink" xmlns:am3d="http://schemas.microsoft.com/office/drawing/2017/model3d" xmlns:o="urn:schemas-microsoft-com:office:office" xmlns:oel="http://schemas.microsoft.com/office/2019/extlst" xmlns:r="http://schemas.openxmlformats.org/officeDocument/2006/relationships" xmlns:m="http://schemas.openxmlformats.org/officeDocument/2006/math" xmlns:v="urn:schemas-microsoft-com:vml" xmlns:wp14="http://schemas.microsoft.com/office/word/2010/wordprocessingDrawing" xmlns:wp="http://schemas.openxmlformats.org/drawingml/2006/wordprocessingDrawing" xmlns:w10="urn:schemas-microsoft-com:office:word" xmlns:w="http://schemas.openxmlformats.org/wordprocessingml/2006/main" xmlns:w14="http://schemas.microsoft.com/office/word/2010/wordml" xmlns:w15="http://schemas.microsoft.com/office/word/2012/wordml" xmlns:w16cex="http://schemas.microsoft.com/office/word/2018/wordml/cex" xmlns:w16cid="http://schemas.microsoft.com/office/word/2016/wordml/cid" xmlns:w16="http://schemas.microsoft.com/office/word/2018/wordml" xmlns:w16du="http://schemas.microsoft.com/office/word/2023/wordml/word16du" xmlns:w16sdtdh="http://schemas.microsoft.com/office/word/2020/wordml/sdtdatahash" xmlns:w16sdtfl="http://schemas.microsoft.com/office/word/2024/wordml/sdtformatlock" xmlns:w16se="http://schemas.microsoft.com/office/word/2015/wordml/symex" xmlns:wpg="http://schemas.microsoft.com/office/word/2010/wordprocessingGroup" xmlns:wpi="http://schemas.microsoft.com/office/word/2010/wordprocessingInk" xmlns:wne="http://schemas.microsoft.com/office/word/2006/wordml" xmlns:wps="http://schemas.microsoft.com/office/word/2010/wordprocessingShape" mc:Ignorable="w14 w15 w16se w16cid w16 w16cex w16sdtdh w16sdtfl w16du wp14">
   <w:body>
     <w:p>
       <w:pPr>
@@ -139,7 +139,7 @@
           <w:szCs w:val="28"/>
           <w:lang w:eastAsia="ru-RU"/>
         </w:rPr>
-        <w:t>${</w:t>
+        <w:t>{</w:t>
       </w:r>
       <w:proofErr w:type="spellStart"/>
       <w:r>
@@ -288,7 +288,7 @@
           <w:u w:val="single"/>
           <w:lang w:eastAsia="ru-RU"/>
         </w:rPr>
-        <w:t>${</w:t>
+        <w:t>{</w:t>
       </w:r>
       <w:proofErr w:type="spellStart"/>
       <w:r>
@@ -336,7 +336,7 @@
     </w:p>
     <w:tbl>
       <w:tblPr>
-        <w:tblStyle w:val="TableGrid"/>
+        <w:tblStyle w:val="a3"/>
         <w:tblW w:w="9628" w:type="dxa"/>
         <w:tblBorders>
           <w:top w:val="none" w:sz="0" w:space="0" w:color="auto"/>
@@ -378,7 +378,7 @@
                 <w:szCs w:val="28"/>
                 <w:lang w:val="en-GB" w:eastAsia="ru-RU"/>
               </w:rPr>
-              <w:t>${</w:t>
+              <w:t>{</w:t>
             </w:r>
             <w:proofErr w:type="spellStart"/>
             <w:r>
@@ -430,13 +430,33 @@
                 <w:szCs w:val="28"/>
                 <w:lang w:eastAsia="ru-RU"/>
               </w:rPr>
-              <w:t>${oblast}</w:t>
-            </w:r>
+              <w:t>{</w:t>
+            </w:r>
+            <w:proofErr w:type="spellStart"/>
             <w:r>
               <w:rPr>
                 <w:i/>
                 <w:sz w:val="28"/>
                 <w:szCs w:val="28"/>
+                <w:lang w:eastAsia="ru-RU"/>
+              </w:rPr>
+              <w:t>oblast_ukr</w:t>
+            </w:r>
+            <w:proofErr w:type="spellEnd"/>
+            <w:r>
+              <w:rPr>
+                <w:i/>
+                <w:sz w:val="28"/>
+                <w:szCs w:val="28"/>
+                <w:lang w:eastAsia="ru-RU"/>
+              </w:rPr>
+              <w:t>}</w:t>
+            </w:r>
+            <w:r>
+              <w:rPr>
+                <w:i/>
+                <w:sz w:val="28"/>
+                <w:szCs w:val="28"/>
                 <w:lang w:val="ru-RU" w:eastAsia="ru-RU"/>
               </w:rPr>
               <w:t xml:space="preserve"> </w:t>
@@ -468,13 +488,36 @@
                 <w:szCs w:val="28"/>
                 <w:lang w:eastAsia="ru-RU"/>
               </w:rPr>
-              <w:t>${rayon}</w:t>
-            </w:r>
+              <w:t>{</w:t>
+            </w:r>
+            <w:r>
+              <w:t xml:space="preserve"> </w:t>
+            </w:r>
+            <w:proofErr w:type="spellStart"/>
             <w:r>
               <w:rPr>
                 <w:i/>
                 <w:sz w:val="28"/>
                 <w:szCs w:val="28"/>
+                <w:lang w:eastAsia="ru-RU"/>
+              </w:rPr>
+              <w:t>rayon_ukr</w:t>
+            </w:r>
+            <w:proofErr w:type="spellEnd"/>
+            <w:r>
+              <w:rPr>
+                <w:i/>
+                <w:sz w:val="28"/>
+                <w:szCs w:val="28"/>
+                <w:lang w:eastAsia="ru-RU"/>
+              </w:rPr>
+              <w:t>}</w:t>
+            </w:r>
+            <w:r>
+              <w:rPr>
+                <w:i/>
+                <w:sz w:val="28"/>
+                <w:szCs w:val="28"/>
                 <w:lang w:val="ru-RU" w:eastAsia="ru-RU"/>
               </w:rPr>
               <w:t xml:space="preserve"> район</w:t>
@@ -495,7 +538,27 @@
                 <w:szCs w:val="28"/>
                 <w:lang w:eastAsia="ru-RU"/>
               </w:rPr>
-              <w:t>${council}</w:t>
+              <w:t>{</w:t>
+            </w:r>
+            <w:proofErr w:type="spellStart"/>
+            <w:r>
+              <w:rPr>
+                <w:i/>
+                <w:sz w:val="28"/>
+                <w:szCs w:val="28"/>
+                <w:lang w:eastAsia="ru-RU"/>
+              </w:rPr>
+              <w:t>council_ukr</w:t>
+            </w:r>
+            <w:proofErr w:type="spellEnd"/>
+            <w:r>
+              <w:rPr>
+                <w:i/>
+                <w:sz w:val="28"/>
+                <w:szCs w:val="28"/>
+                <w:lang w:eastAsia="ru-RU"/>
+              </w:rPr>
+              <w:t>}</w:t>
             </w:r>
             <w:r>
               <w:rPr>
@@ -583,7 +646,27 @@
                 <w:szCs w:val="28"/>
                 <w:lang w:eastAsia="ru-RU"/>
               </w:rPr>
-              <w:t>${locality}</w:t>
+              <w:t>{</w:t>
+            </w:r>
+            <w:proofErr w:type="spellStart"/>
+            <w:r>
+              <w:rPr>
+                <w:i/>
+                <w:sz w:val="28"/>
+                <w:szCs w:val="28"/>
+                <w:lang w:eastAsia="ru-RU"/>
+              </w:rPr>
+              <w:t>locality_ukr</w:t>
+            </w:r>
+            <w:proofErr w:type="spellEnd"/>
+            <w:r>
+              <w:rPr>
+                <w:i/>
+                <w:sz w:val="28"/>
+                <w:szCs w:val="28"/>
+                <w:lang w:eastAsia="ru-RU"/>
+              </w:rPr>
+              <w:t>}</w:t>
             </w:r>
           </w:p>
         </w:tc>
@@ -617,7 +700,7 @@
                 <w:szCs w:val="28"/>
                 <w:lang w:eastAsia="ru-RU"/>
               </w:rPr>
-              <w:t>${</w:t>
+              <w:t>{</w:t>
             </w:r>
             <w:proofErr w:type="spellStart"/>
             <w:r>
@@ -658,7 +741,7 @@
     </w:p>
     <w:tbl>
       <w:tblPr>
-        <w:tblStyle w:val="TableGrid"/>
+        <w:tblStyle w:val="a3"/>
         <w:tblW w:w="0" w:type="auto"/>
         <w:tblInd w:w="-147" w:type="dxa"/>
         <w:tblBorders>
@@ -781,7 +864,7 @@
                 <w:szCs w:val="28"/>
                 <w:shd w:val="clear" w:color="auto" w:fill="FFFFFF"/>
               </w:rPr>
-              <w:t>${</w:t>
+              <w:t>{</w:t>
             </w:r>
             <w:proofErr w:type="spellStart"/>
             <w:r>
@@ -897,7 +980,7 @@
                 <w:szCs w:val="28"/>
                 <w:shd w:val="clear" w:color="auto" w:fill="FFFFFF"/>
               </w:rPr>
-              <w:t>${address}</w:t>
+              <w:t>{address}</w:t>
             </w:r>
           </w:p>
         </w:tc>
@@ -987,7 +1070,7 @@
                 <w:szCs w:val="28"/>
                 <w:shd w:val="clear" w:color="auto" w:fill="FFFFFF"/>
               </w:rPr>
-              <w:t>${phone}</w:t>
+              <w:t>{phone}</w:t>
             </w:r>
           </w:p>
         </w:tc>
@@ -2965,7 +3048,7 @@
     </w:p>
     <w:p>
       <w:pPr>
-        <w:pStyle w:val="ListParagraph"/>
+        <w:pStyle w:val="a7"/>
         <w:numPr>
           <w:ilvl w:val="0"/>
           <w:numId w:val="1"/>
@@ -3057,110 +3140,6 @@
     </w:p>
     <w:p>
       <w:pPr>
-        <w:spacing w:line="228" w:lineRule="auto"/>
-        <w:ind w:firstLine="567"/>
-        <w:jc w:val="both"/>
-        <w:rPr>
-          <w:color w:val="000000" w:themeColor="text1"/>
-          <w:sz w:val="28"/>
-          <w:szCs w:val="28"/>
-          <w:lang w:val="uk-UA"/>
-        </w:rPr>
-      </w:pPr>
-    </w:p>
-    <w:p>
-      <w:pPr>
-        <w:jc w:val="both"/>
-        <w:rPr>
-          <w:color w:val="000000"/>
-          <w:sz w:val="28"/>
-          <w:szCs w:val="28"/>
-          <w:lang w:val="uk-UA" w:eastAsia="ru-RU"/>
-        </w:rPr>
-      </w:pPr>
-    </w:p>
-    <w:p>
-      <w:pPr>
-        <w:spacing w:line="233" w:lineRule="auto"/>
-        <w:rPr>
-          <w:sz w:val="28"/>
-          <w:szCs w:val="28"/>
-          <w:lang w:val="uk-UA"/>
-        </w:rPr>
-      </w:pPr>
-    </w:p>
-    <w:p>
-      <w:pPr>
-        <w:spacing w:line="233" w:lineRule="auto"/>
-        <w:rPr>
-          <w:sz w:val="28"/>
-          <w:szCs w:val="28"/>
-          <w:lang w:val="uk-UA"/>
-        </w:rPr>
-      </w:pPr>
-    </w:p>
-    <w:p>
-      <w:pPr>
-        <w:spacing w:line="233" w:lineRule="auto"/>
-        <w:rPr>
-          <w:sz w:val="28"/>
-          <w:szCs w:val="28"/>
-          <w:lang w:val="uk-UA"/>
-        </w:rPr>
-      </w:pPr>
-    </w:p>
-    <w:p>
-      <w:pPr>
-        <w:spacing w:line="233" w:lineRule="auto"/>
-        <w:rPr>
-          <w:sz w:val="28"/>
-          <w:szCs w:val="28"/>
-          <w:lang w:val="uk-UA"/>
-        </w:rPr>
-      </w:pPr>
-    </w:p>
-    <w:p>
-      <w:pPr>
-        <w:spacing w:line="233" w:lineRule="auto"/>
-        <w:rPr>
-          <w:sz w:val="28"/>
-          <w:szCs w:val="28"/>
-          <w:lang w:val="uk-UA"/>
-        </w:rPr>
-      </w:pPr>
-    </w:p>
-    <w:p>
-      <w:pPr>
-        <w:spacing w:line="233" w:lineRule="auto"/>
-        <w:rPr>
-          <w:sz w:val="28"/>
-          <w:szCs w:val="28"/>
-          <w:lang w:val="uk-UA"/>
-        </w:rPr>
-      </w:pPr>
-    </w:p>
-    <w:p>
-      <w:pPr>
-        <w:spacing w:line="233" w:lineRule="auto"/>
-        <w:rPr>
-          <w:sz w:val="28"/>
-          <w:szCs w:val="28"/>
-          <w:lang w:val="uk-UA"/>
-        </w:rPr>
-      </w:pPr>
-    </w:p>
-    <w:p>
-      <w:pPr>
-        <w:spacing w:line="233" w:lineRule="auto"/>
-        <w:rPr>
-          <w:sz w:val="28"/>
-          <w:szCs w:val="28"/>
-          <w:lang w:val="uk-UA"/>
-        </w:rPr>
-      </w:pPr>
-    </w:p>
-    <w:p>
-      <w:pPr>
         <w:jc w:val="center"/>
         <w:rPr>
           <w:sz w:val="28"/>
@@ -3176,16 +3155,6 @@
         </w:rPr>
         <w:br w:type="page"/>
       </w:r>
-    </w:p>
-    <w:p>
-      <w:pPr>
-        <w:spacing w:line="233" w:lineRule="auto"/>
-        <w:rPr>
-          <w:sz w:val="28"/>
-          <w:szCs w:val="28"/>
-          <w:lang w:val="uk-UA"/>
-        </w:rPr>
-      </w:pPr>
     </w:p>
     <w:p>
       <w:pPr>
@@ -3205,6 +3174,7 @@
           <w:sz w:val="28"/>
           <w:szCs w:val="28"/>
         </w:rPr>
+        <w:lastRenderedPageBreak/>
         <w:t>КОНТАКТНИЙ ЛИСТ ЛІКАРНІ</w:t>
       </w:r>
     </w:p>
@@ -3335,7 +3305,7 @@
                 <w:sz w:val="28"/>
                 <w:szCs w:val="28"/>
               </w:rPr>
-              <w:t>${</w:t>
+              <w:t>{</w:t>
             </w:r>
             <w:proofErr w:type="spellStart"/>
             <w:r>
@@ -3380,7 +3350,7 @@
                 <w:sz w:val="28"/>
                 <w:szCs w:val="28"/>
               </w:rPr>
-              <w:t>${address}</w:t>
+              <w:t>{address}</w:t>
             </w:r>
           </w:p>
         </w:tc>
@@ -3402,7 +3372,7 @@
           </w:tcPr>
           <w:p>
             <w:pPr>
-              <w:pStyle w:val="Heading2"/>
+              <w:pStyle w:val="2"/>
               <w:shd w:val="clear" w:color="auto" w:fill="FFFFFF" w:themeFill="background1"/>
               <w:spacing w:before="60" w:beforeAutospacing="0" w:after="0" w:afterAutospacing="0"/>
               <w:jc w:val="center"/>
@@ -3422,7 +3392,7 @@
                 <w:szCs w:val="28"/>
                 <w:lang w:val="en-US"/>
               </w:rPr>
-              <w:t>${y}, ${x}</w:t>
+              <w:t>{y}, {x}</w:t>
             </w:r>
           </w:p>
         </w:tc>
@@ -3538,7 +3508,7 @@
                 <w:sz w:val="28"/>
                 <w:szCs w:val="28"/>
               </w:rPr>
-              <w:t>${</w:t>
+              <w:t>{</w:t>
             </w:r>
             <w:proofErr w:type="spellStart"/>
             <w:r>
@@ -3583,7 +3553,7 @@
                 <w:sz w:val="28"/>
                 <w:szCs w:val="28"/>
               </w:rPr>
-              <w:t>${</w:t>
+              <w:t>{</w:t>
             </w:r>
             <w:proofErr w:type="spellStart"/>
             <w:r>
@@ -3737,7 +3707,7 @@
                 <w:sz w:val="28"/>
                 <w:szCs w:val="28"/>
               </w:rPr>
-              <w:t>${</w:t>
+              <w:t>{</w:t>
             </w:r>
             <w:proofErr w:type="spellStart"/>
             <w:r>
@@ -3783,7 +3753,7 @@
                 <w:sz w:val="28"/>
                 <w:szCs w:val="28"/>
               </w:rPr>
-              <w:t>${</w:t>
+              <w:t>{</w:t>
             </w:r>
             <w:proofErr w:type="spellStart"/>
             <w:r>
@@ -3986,7 +3956,7 @@
                 <w:sz w:val="28"/>
                 <w:szCs w:val="28"/>
               </w:rPr>
-              <w:t>${surgical}</w:t>
+              <w:t>{surgical}</w:t>
             </w:r>
           </w:p>
         </w:tc>
@@ -4086,7 +4056,7 @@
                 <w:sz w:val="28"/>
                 <w:szCs w:val="28"/>
               </w:rPr>
-              <w:t>${</w:t>
+              <w:t>{</w:t>
             </w:r>
             <w:proofErr w:type="spellStart"/>
             <w:r>
@@ -4220,7 +4190,7 @@
                 <w:sz w:val="28"/>
                 <w:szCs w:val="28"/>
               </w:rPr>
-              <w:t>${</w:t>
+              <w:t>{</w:t>
             </w:r>
             <w:proofErr w:type="spellStart"/>
             <w:r>
@@ -4336,7 +4306,7 @@
                 <w:sz w:val="28"/>
                 <w:szCs w:val="28"/>
               </w:rPr>
-              <w:t>${</w:t>
+              <w:t>{</w:t>
             </w:r>
             <w:proofErr w:type="spellStart"/>
             <w:r>
@@ -4452,7 +4422,7 @@
                 <w:sz w:val="28"/>
                 <w:szCs w:val="28"/>
               </w:rPr>
-              <w:t>${cardiology}</w:t>
+              <w:t>{cardiology}</w:t>
             </w:r>
           </w:p>
         </w:tc>
@@ -4552,7 +4522,7 @@
                 <w:sz w:val="28"/>
                 <w:szCs w:val="28"/>
               </w:rPr>
-              <w:t>${neurological}</w:t>
+              <w:t>{neurological}</w:t>
             </w:r>
           </w:p>
         </w:tc>
@@ -4652,7 +4622,7 @@
                 <w:sz w:val="28"/>
                 <w:szCs w:val="28"/>
               </w:rPr>
-              <w:t>${</w:t>
+              <w:t>{</w:t>
             </w:r>
             <w:proofErr w:type="spellStart"/>
             <w:r>
@@ -4786,7 +4756,7 @@
                 <w:sz w:val="28"/>
                 <w:szCs w:val="28"/>
               </w:rPr>
-              <w:t>${</w:t>
+              <w:t>{</w:t>
             </w:r>
             <w:proofErr w:type="spellStart"/>
             <w:r>
@@ -4920,7 +4890,7 @@
                 <w:sz w:val="28"/>
                 <w:szCs w:val="28"/>
               </w:rPr>
-              <w:t>${</w:t>
+              <w:t>{</w:t>
             </w:r>
             <w:proofErr w:type="spellStart"/>
             <w:r>
@@ -5054,7 +5024,7 @@
                 <w:sz w:val="28"/>
                 <w:szCs w:val="28"/>
               </w:rPr>
-              <w:t>${</w:t>
+              <w:t>{</w:t>
             </w:r>
             <w:proofErr w:type="spellStart"/>
             <w:r>
@@ -5104,7 +5074,6 @@
                 <w:szCs w:val="28"/>
                 <w:lang w:val="en-GB"/>
               </w:rPr>
-              <w:lastRenderedPageBreak/>
               <w:t>Dental </w:t>
             </w:r>
           </w:p>
@@ -5171,7 +5140,7 @@
                 <w:sz w:val="28"/>
                 <w:szCs w:val="28"/>
               </w:rPr>
-              <w:t>${dental}</w:t>
+              <w:t>{dental}</w:t>
             </w:r>
           </w:p>
         </w:tc>
@@ -5289,7 +5258,7 @@
                 <w:sz w:val="28"/>
                 <w:szCs w:val="28"/>
               </w:rPr>
-              <w:t>${burn}</w:t>
+              <w:t>{burn}</w:t>
             </w:r>
           </w:p>
         </w:tc>
@@ -5323,6 +5292,7 @@
                 <w:szCs w:val="28"/>
                 <w:lang w:val="en-GB"/>
               </w:rPr>
+              <w:lastRenderedPageBreak/>
               <w:t>Military medic group </w:t>
             </w:r>
           </w:p>
@@ -5425,7 +5395,7 @@
                 <w:sz w:val="28"/>
                 <w:szCs w:val="28"/>
               </w:rPr>
-              <w:t>${</w:t>
+              <w:t>{</w:t>
             </w:r>
             <w:proofErr w:type="spellStart"/>
             <w:r>
@@ -5650,7 +5620,7 @@
                 <w:sz w:val="28"/>
                 <w:szCs w:val="28"/>
               </w:rPr>
-              <w:t>${laboratory}</w:t>
+              <w:t>{laboratory}</w:t>
             </w:r>
           </w:p>
         </w:tc>
@@ -5748,7 +5718,7 @@
                 <w:sz w:val="28"/>
                 <w:szCs w:val="28"/>
               </w:rPr>
-              <w:t>${</w:t>
+              <w:t>{</w:t>
             </w:r>
             <w:proofErr w:type="spellStart"/>
             <w:r>
@@ -5862,7 +5832,7 @@
                 <w:sz w:val="28"/>
                 <w:szCs w:val="28"/>
               </w:rPr>
-              <w:t>${</w:t>
+              <w:t>{</w:t>
             </w:r>
             <w:proofErr w:type="spellStart"/>
             <w:r>
@@ -5996,7 +5966,7 @@
                 <w:sz w:val="28"/>
                 <w:szCs w:val="28"/>
               </w:rPr>
-              <w:t>${</w:t>
+              <w:t>{</w:t>
             </w:r>
             <w:proofErr w:type="spellStart"/>
             <w:r>
@@ -6110,7 +6080,7 @@
                 <w:sz w:val="28"/>
                 <w:szCs w:val="28"/>
               </w:rPr>
-              <w:t>${ultrasound}</w:t>
+              <w:t>{ultrasound}</w:t>
             </w:r>
           </w:p>
         </w:tc>
@@ -6245,7 +6215,7 @@
                 <w:sz w:val="28"/>
                 <w:szCs w:val="28"/>
               </w:rPr>
-              <w:t>${</w:t>
+              <w:t>{</w:t>
             </w:r>
             <w:proofErr w:type="spellStart"/>
             <w:r>
@@ -6367,7 +6337,7 @@
                 <w:sz w:val="28"/>
                 <w:szCs w:val="28"/>
               </w:rPr>
-              <w:t>${generator}</w:t>
+              <w:t>{generator}</w:t>
             </w:r>
           </w:p>
         </w:tc>
@@ -6465,7 +6435,7 @@
                 <w:sz w:val="28"/>
                 <w:szCs w:val="28"/>
               </w:rPr>
-              <w:t>${oxygen}</w:t>
+              <w:t>{oxygen}</w:t>
             </w:r>
           </w:p>
         </w:tc>
@@ -6559,7 +6529,7 @@
           <w:sz w:val="28"/>
           <w:szCs w:val="28"/>
         </w:rPr>
-        <w:t>${</w:t>
+        <w:t>{</w:t>
       </w:r>
       <w:proofErr w:type="spellStart"/>
       <w:r>
@@ -6583,16 +6553,6 @@
     </w:p>
     <w:p>
       <w:pPr>
-        <w:spacing w:line="233" w:lineRule="auto"/>
-        <w:rPr>
-          <w:sz w:val="28"/>
-          <w:szCs w:val="28"/>
-          <w:lang w:val="uk-UA"/>
-        </w:rPr>
-      </w:pPr>
-    </w:p>
-    <w:p>
-      <w:pPr>
         <w:jc w:val="center"/>
         <w:rPr>
           <w:b/>
@@ -6601,158 +6561,15 @@
           <w:lang w:val="uk-UA"/>
         </w:rPr>
       </w:pPr>
-    </w:p>
-    <w:p>
-      <w:pPr>
-        <w:jc w:val="center"/>
+      <w:r>
         <w:rPr>
           <w:b/>
           <w:sz w:val="28"/>
           <w:szCs w:val="24"/>
           <w:lang w:val="uk-UA"/>
         </w:rPr>
-      </w:pPr>
-    </w:p>
-    <w:p>
-      <w:pPr>
-        <w:jc w:val="center"/>
-        <w:rPr>
-          <w:b/>
-          <w:sz w:val="28"/>
-          <w:szCs w:val="24"/>
-          <w:lang w:val="uk-UA"/>
-        </w:rPr>
-      </w:pPr>
-    </w:p>
-    <w:p>
-      <w:pPr>
-        <w:jc w:val="center"/>
-        <w:rPr>
-          <w:b/>
-          <w:sz w:val="28"/>
-          <w:szCs w:val="24"/>
-          <w:lang w:val="uk-UA"/>
-        </w:rPr>
-      </w:pPr>
-    </w:p>
-    <w:p>
-      <w:pPr>
-        <w:jc w:val="center"/>
-        <w:rPr>
-          <w:b/>
-          <w:sz w:val="28"/>
-          <w:szCs w:val="24"/>
-          <w:lang w:val="uk-UA"/>
-        </w:rPr>
-      </w:pPr>
-    </w:p>
-    <w:p>
-      <w:pPr>
-        <w:jc w:val="center"/>
-        <w:rPr>
-          <w:b/>
-          <w:sz w:val="28"/>
-          <w:szCs w:val="24"/>
-          <w:lang w:val="uk-UA"/>
-        </w:rPr>
-      </w:pPr>
-    </w:p>
-    <w:p>
-      <w:pPr>
-        <w:jc w:val="center"/>
-        <w:rPr>
-          <w:b/>
-          <w:sz w:val="28"/>
-          <w:szCs w:val="24"/>
-          <w:lang w:val="uk-UA"/>
-        </w:rPr>
-      </w:pPr>
-    </w:p>
-    <w:p>
-      <w:pPr>
-        <w:jc w:val="center"/>
-        <w:rPr>
-          <w:b/>
-          <w:sz w:val="28"/>
-          <w:szCs w:val="24"/>
-          <w:lang w:val="uk-UA"/>
-        </w:rPr>
-      </w:pPr>
-    </w:p>
-    <w:p>
-      <w:pPr>
-        <w:jc w:val="center"/>
-        <w:rPr>
-          <w:b/>
-          <w:sz w:val="28"/>
-          <w:szCs w:val="24"/>
-          <w:lang w:val="uk-UA"/>
-        </w:rPr>
-      </w:pPr>
-    </w:p>
-    <w:p>
-      <w:pPr>
-        <w:jc w:val="center"/>
-        <w:rPr>
-          <w:b/>
-          <w:sz w:val="28"/>
-          <w:szCs w:val="24"/>
-          <w:lang w:val="uk-UA"/>
-        </w:rPr>
-      </w:pPr>
-    </w:p>
-    <w:p>
-      <w:pPr>
-        <w:jc w:val="center"/>
-        <w:rPr>
-          <w:b/>
-          <w:sz w:val="28"/>
-          <w:szCs w:val="24"/>
-          <w:lang w:val="uk-UA"/>
-        </w:rPr>
-      </w:pPr>
-    </w:p>
-    <w:p>
-      <w:pPr>
-        <w:jc w:val="center"/>
-        <w:rPr>
-          <w:b/>
-          <w:sz w:val="28"/>
-          <w:szCs w:val="24"/>
-          <w:lang w:val="uk-UA"/>
-        </w:rPr>
-      </w:pPr>
-    </w:p>
-    <w:p>
-      <w:pPr>
-        <w:jc w:val="center"/>
-        <w:rPr>
-          <w:b/>
-          <w:sz w:val="28"/>
-          <w:szCs w:val="24"/>
-          <w:lang w:val="uk-UA"/>
-        </w:rPr>
-      </w:pPr>
-      <w:r>
-        <w:rPr>
-          <w:b/>
-          <w:sz w:val="28"/>
-          <w:szCs w:val="24"/>
-          <w:lang w:val="uk-UA"/>
-        </w:rPr>
-        <w:br w:type="page"/>
-      </w:r>
-    </w:p>
-    <w:p>
-      <w:pPr>
-        <w:jc w:val="center"/>
-        <w:rPr>
-          <w:b/>
-          <w:sz w:val="28"/>
-          <w:szCs w:val="24"/>
-          <w:lang w:val="uk-UA"/>
-        </w:rPr>
-      </w:pPr>
+        <w:br w:type="column"/>
+      </w:r>
       <w:r>
         <w:rPr>
           <w:b/>
@@ -6765,10 +6582,24 @@
       </w:r>
     </w:p>
     <w:p>
-      <w:r>
+      <w:pPr>
+        <w:jc w:val="center"/>
+        <w:rPr>
+          <w:b/>
+          <w:sz w:val="28"/>
+          <w:szCs w:val="24"/>
+          <w:lang w:val="uk-UA"/>
+        </w:rPr>
+      </w:pPr>
+    </w:p>
+    <w:p>
+      <w:r>
+        <w:rPr>
+          <w:noProof/>
+        </w:rPr>
         <w:drawing>
-          <wp:inline distT="0" distB="0" distL="0" distR="0" wp14:anchorId="7532DA1A" wp14:editId="4A0E34BB">
-            <wp:extent cx="6264275" cy="8862060"/>
+          <wp:inline distT="0" distB="0" distL="0" distR="0" wp14:anchorId="7532DA1A" wp14:editId="58CDB84C">
+            <wp:extent cx="6264275" cy="9029700"/>
             <wp:effectExtent l="0" t="0" r="0" b="0"/>
             <wp:docPr id="925574753" name="Picture 2"/>
             <wp:cNvGraphicFramePr>
@@ -6799,7 +6630,7 @@
                   <pic:spPr bwMode="auto">
                     <a:xfrm>
                       <a:off x="0" y="0"/>
-                      <a:ext cx="6264275" cy="8862060"/>
+                      <a:ext cx="6264275" cy="9029700"/>
                     </a:xfrm>
                     <a:prstGeom prst="rect">
                       <a:avLst/>
@@ -6827,7 +6658,7 @@
 </file>
 
 <file path=word/numbering.xml><?xml version="1.0" encoding="utf-8"?>
-<w:numbering xmlns:wpc="http://schemas.microsoft.com/office/word/2010/wordprocessingCanvas" xmlns:cx="http://schemas.microsoft.com/office/drawing/2014/chartex" xmlns:cx1="http://schemas.microsoft.com/office/drawing/2015/9/8/chartex" xmlns:cx2="http://schemas.microsoft.com/office/drawing/2015/10/21/chartex" xmlns:cx3="http://schemas.microsoft.com/office/drawing/2016/5/9/chartex" xmlns:cx4="http://schemas.microsoft.com/office/drawing/2016/5/10/chartex" xmlns:cx5="http://schemas.microsoft.com/office/drawing/2016/5/11/chartex" xmlns:cx6="http://schemas.microsoft.com/office/drawing/2016/5/12/chartex" xmlns:cx7="http://schemas.microsoft.com/office/drawing/2016/5/13/chartex" xmlns:cx8="http://schemas.microsoft.com/office/drawing/2016/5/14/chartex" xmlns:mc="http://schemas.openxmlformats.org/markup-compatibility/2006" xmlns:aink="http://schemas.microsoft.com/office/drawing/2016/ink" xmlns:am3d="http://schemas.microsoft.com/office/drawing/2017/model3d" xmlns:o="urn:schemas-microsoft-com:office:office" xmlns:oel="http://schemas.microsoft.com/office/2019/extlst" xmlns:r="http://schemas.openxmlformats.org/officeDocument/2006/relationships" xmlns:m="http://schemas.openxmlformats.org/officeDocument/2006/math" xmlns:v="urn:schemas-microsoft-com:vml" xmlns:wp14="http://schemas.microsoft.com/office/word/2010/wordprocessingDrawing" xmlns:wp="http://schemas.openxmlformats.org/drawingml/2006/wordprocessingDrawing" xmlns:w10="urn:schemas-microsoft-com:office:word" xmlns:w="http://schemas.openxmlformats.org/wordprocessingml/2006/main" xmlns:w14="http://schemas.microsoft.com/office/word/2010/wordml" xmlns:w15="http://schemas.microsoft.com/office/word/2012/wordml" xmlns:w16cei="http://schemas.microsoft.com/office/word/2026/wordml/cei" xmlns:w16cex="http://schemas.microsoft.com/office/word/2018/wordml/cex" xmlns:w16cid="http://schemas.microsoft.com/office/word/2016/wordml/cid" xmlns:w16="http://schemas.microsoft.com/office/word/2018/wordml" xmlns:w16du="http://schemas.microsoft.com/office/word/2023/wordml/word16du" xmlns:w16sdtdh="http://schemas.microsoft.com/office/word/2020/wordml/sdtdatahash" xmlns:w16sdtfl="http://schemas.microsoft.com/office/word/2024/wordml/sdtformatlock" xmlns:w16se="http://schemas.microsoft.com/office/word/2015/wordml/symex" xmlns:wpg="http://schemas.microsoft.com/office/word/2010/wordprocessingGroup" xmlns:wpi="http://schemas.microsoft.com/office/word/2010/wordprocessingInk" xmlns:wne="http://schemas.microsoft.com/office/word/2006/wordml" xmlns:wps="http://schemas.microsoft.com/office/word/2010/wordprocessingShape" mc:Ignorable="w14 w15 w16se w16cid w16 w16cex w16sdtdh w16sdtfl w16du wp14">
+<w:numbering xmlns:wpc="http://schemas.microsoft.com/office/word/2010/wordprocessingCanvas" xmlns:cx="http://schemas.microsoft.com/office/drawing/2014/chartex" xmlns:cx1="http://schemas.microsoft.com/office/drawing/2015/9/8/chartex" xmlns:cx2="http://schemas.microsoft.com/office/drawing/2015/10/21/chartex" xmlns:cx3="http://schemas.microsoft.com/office/drawing/2016/5/9/chartex" xmlns:cx4="http://schemas.microsoft.com/office/drawing/2016/5/10/chartex" xmlns:cx5="http://schemas.microsoft.com/office/drawing/2016/5/11/chartex" xmlns:cx6="http://schemas.microsoft.com/office/drawing/2016/5/12/chartex" xmlns:cx7="http://schemas.microsoft.com/office/drawing/2016/5/13/chartex" xmlns:cx8="http://schemas.microsoft.com/office/drawing/2016/5/14/chartex" xmlns:mc="http://schemas.openxmlformats.org/markup-compatibility/2006" xmlns:aink="http://schemas.microsoft.com/office/drawing/2016/ink" xmlns:am3d="http://schemas.microsoft.com/office/drawing/2017/model3d" xmlns:o="urn:schemas-microsoft-com:office:office" xmlns:oel="http://schemas.microsoft.com/office/2019/extlst" xmlns:r="http://schemas.openxmlformats.org/officeDocument/2006/relationships" xmlns:m="http://schemas.openxmlformats.org/officeDocument/2006/math" xmlns:v="urn:schemas-microsoft-com:vml" xmlns:wp14="http://schemas.microsoft.com/office/word/2010/wordprocessingDrawing" xmlns:wp="http://schemas.openxmlformats.org/drawingml/2006/wordprocessingDrawing" xmlns:w10="urn:schemas-microsoft-com:office:word" xmlns:w="http://schemas.openxmlformats.org/wordprocessingml/2006/main" xmlns:w14="http://schemas.microsoft.com/office/word/2010/wordml" xmlns:w15="http://schemas.microsoft.com/office/word/2012/wordml" xmlns:w16cex="http://schemas.microsoft.com/office/word/2018/wordml/cex" xmlns:w16cid="http://schemas.microsoft.com/office/word/2016/wordml/cid" xmlns:w16="http://schemas.microsoft.com/office/word/2018/wordml" xmlns:w16du="http://schemas.microsoft.com/office/word/2023/wordml/word16du" xmlns:w16sdtdh="http://schemas.microsoft.com/office/word/2020/wordml/sdtdatahash" xmlns:w16sdtfl="http://schemas.microsoft.com/office/word/2024/wordml/sdtformatlock" xmlns:w16se="http://schemas.microsoft.com/office/word/2015/wordml/symex" xmlns:wpg="http://schemas.microsoft.com/office/word/2010/wordprocessingGroup" xmlns:wpi="http://schemas.microsoft.com/office/word/2010/wordprocessingInk" xmlns:wne="http://schemas.microsoft.com/office/word/2006/wordml" xmlns:wps="http://schemas.microsoft.com/office/word/2010/wordprocessingShape" mc:Ignorable="w14 w15 w16se w16cid w16 w16cex w16sdtdh w16sdtfl w16du wp14">
   <w:abstractNum w:abstractNumId="0" w15:restartNumberingAfterBreak="0">
     <w:nsid w:val="10CEEBAE"/>
     <w:multiLevelType w:val="hybridMultilevel"/>
@@ -7523,7 +7354,7 @@
     <w:lsdException w:name="Unresolved Mention" w:semiHidden="1" w:unhideWhenUsed="1"/>
     <w:lsdException w:name="Smart Link" w:semiHidden="1" w:unhideWhenUsed="1"/>
   </w:latentStyles>
-  <w:style w:type="paragraph" w:default="1" w:styleId="Normal">
+  <w:style w:type="paragraph" w:default="1" w:styleId="a">
     <w:name w:val="Normal"/>
     <w:qFormat/>
     <w:rsid w:val="00893611"/>
@@ -7537,10 +7368,10 @@
       <w:lang w:val="en-US"/>
     </w:rPr>
   </w:style>
-  <w:style w:type="paragraph" w:styleId="Heading2">
+  <w:style w:type="paragraph" w:styleId="2">
     <w:name w:val="heading 2"/>
-    <w:basedOn w:val="Normal"/>
-    <w:link w:val="Heading2Char"/>
+    <w:basedOn w:val="a"/>
+    <w:link w:val="20"/>
     <w:uiPriority w:val="9"/>
     <w:qFormat/>
     <w:rsid w:val="002F0808"/>
@@ -7556,13 +7387,13 @@
       <w:lang w:val="en-GB" w:eastAsia="en-GB"/>
     </w:rPr>
   </w:style>
-  <w:style w:type="character" w:default="1" w:styleId="DefaultParagraphFont">
+  <w:style w:type="character" w:default="1" w:styleId="a0">
     <w:name w:val="Default Paragraph Font"/>
     <w:uiPriority w:val="1"/>
     <w:semiHidden/>
     <w:unhideWhenUsed/>
   </w:style>
-  <w:style w:type="table" w:default="1" w:styleId="TableNormal">
+  <w:style w:type="table" w:default="1" w:styleId="a1">
     <w:name w:val="Normal Table"/>
     <w:uiPriority w:val="99"/>
     <w:semiHidden/>
@@ -7577,15 +7408,15 @@
       </w:tblCellMar>
     </w:tblPr>
   </w:style>
-  <w:style w:type="numbering" w:default="1" w:styleId="NoList">
+  <w:style w:type="numbering" w:default="1" w:styleId="a2">
     <w:name w:val="No List"/>
     <w:uiPriority w:val="99"/>
     <w:semiHidden/>
     <w:unhideWhenUsed/>
   </w:style>
-  <w:style w:type="table" w:styleId="TableGrid">
+  <w:style w:type="table" w:styleId="a3">
     <w:name w:val="Table Grid"/>
-    <w:basedOn w:val="TableNormal"/>
+    <w:basedOn w:val="a1"/>
     <w:uiPriority w:val="39"/>
     <w:rsid w:val="00893611"/>
     <w:pPr>
@@ -7607,10 +7438,10 @@
       </w:tblBorders>
     </w:tblPr>
   </w:style>
-  <w:style w:type="character" w:customStyle="1" w:styleId="Heading2Char">
-    <w:name w:val="Heading 2 Char"/>
-    <w:basedOn w:val="DefaultParagraphFont"/>
-    <w:link w:val="Heading2"/>
+  <w:style w:type="character" w:customStyle="1" w:styleId="20">
+    <w:name w:val="Заголовок 2 Знак"/>
+    <w:basedOn w:val="a0"/>
+    <w:link w:val="2"/>
     <w:uiPriority w:val="9"/>
     <w:rsid w:val="002F0808"/>
     <w:rPr>
@@ -7624,17 +7455,17 @@
   </w:style>
   <w:style w:type="character" w:customStyle="1" w:styleId="w8qarf">
     <w:name w:val="w8qarf"/>
-    <w:basedOn w:val="DefaultParagraphFont"/>
+    <w:basedOn w:val="a0"/>
     <w:rsid w:val="002F0808"/>
   </w:style>
   <w:style w:type="character" w:customStyle="1" w:styleId="lrzxr">
     <w:name w:val="lrzxr"/>
-    <w:basedOn w:val="DefaultParagraphFont"/>
+    <w:basedOn w:val="a0"/>
     <w:rsid w:val="002F0808"/>
   </w:style>
-  <w:style w:type="character" w:styleId="Hyperlink">
+  <w:style w:type="character" w:styleId="a4">
     <w:name w:val="Hyperlink"/>
-    <w:basedOn w:val="DefaultParagraphFont"/>
+    <w:basedOn w:val="a0"/>
     <w:uiPriority w:val="99"/>
     <w:semiHidden/>
     <w:unhideWhenUsed/>
@@ -7644,10 +7475,10 @@
       <w:u w:val="single"/>
     </w:rPr>
   </w:style>
-  <w:style w:type="paragraph" w:styleId="BalloonText">
+  <w:style w:type="paragraph" w:styleId="a5">
     <w:name w:val="Balloon Text"/>
-    <w:basedOn w:val="Normal"/>
-    <w:link w:val="BalloonTextChar"/>
+    <w:basedOn w:val="a"/>
+    <w:link w:val="a6"/>
     <w:uiPriority w:val="99"/>
     <w:semiHidden/>
     <w:unhideWhenUsed/>
@@ -7658,10 +7489,10 @@
       <w:szCs w:val="18"/>
     </w:rPr>
   </w:style>
-  <w:style w:type="character" w:customStyle="1" w:styleId="BalloonTextChar">
-    <w:name w:val="Balloon Text Char"/>
-    <w:basedOn w:val="DefaultParagraphFont"/>
-    <w:link w:val="BalloonText"/>
+  <w:style w:type="character" w:customStyle="1" w:styleId="a6">
+    <w:name w:val="Текст у виносці Знак"/>
+    <w:basedOn w:val="a0"/>
+    <w:link w:val="a5"/>
     <w:uiPriority w:val="99"/>
     <w:semiHidden/>
     <w:rsid w:val="003B72D6"/>
@@ -7672,9 +7503,9 @@
       <w:lang w:val="en-US"/>
     </w:rPr>
   </w:style>
-  <w:style w:type="paragraph" w:styleId="ListParagraph">
+  <w:style w:type="paragraph" w:styleId="a7">
     <w:name w:val="List Paragraph"/>
-    <w:basedOn w:val="Normal"/>
+    <w:basedOn w:val="a"/>
     <w:uiPriority w:val="34"/>
     <w:qFormat/>
     <w:rsid w:val="00743D3B"/>
@@ -7685,7 +7516,7 @@
   </w:style>
   <w:style w:type="paragraph" w:customStyle="1" w:styleId="paragraph">
     <w:name w:val="paragraph"/>
-    <w:basedOn w:val="Normal"/>
+    <w:basedOn w:val="a"/>
     <w:rsid w:val="00DD05ED"/>
     <w:pPr>
       <w:spacing w:before="100" w:beforeAutospacing="1" w:after="100" w:afterAutospacing="1"/>
@@ -7698,17 +7529,17 @@
   </w:style>
   <w:style w:type="character" w:customStyle="1" w:styleId="normaltextrun">
     <w:name w:val="normaltextrun"/>
-    <w:basedOn w:val="DefaultParagraphFont"/>
+    <w:basedOn w:val="a0"/>
     <w:rsid w:val="00DD05ED"/>
   </w:style>
   <w:style w:type="character" w:customStyle="1" w:styleId="eop">
     <w:name w:val="eop"/>
-    <w:basedOn w:val="DefaultParagraphFont"/>
+    <w:basedOn w:val="a0"/>
     <w:rsid w:val="00DD05ED"/>
   </w:style>
   <w:style w:type="character" w:customStyle="1" w:styleId="wacimagecontainer">
     <w:name w:val="wacimagecontainer"/>
-    <w:basedOn w:val="DefaultParagraphFont"/>
+    <w:basedOn w:val="a0"/>
     <w:rsid w:val="00DD05ED"/>
   </w:style>
 </w:styles>
@@ -7976,10 +7807,26 @@
 </file>
 
 <file path=customXml/item1.xml><?xml version="1.0" encoding="utf-8"?>
-<b:Sources xmlns:b="http://schemas.openxmlformats.org/officeDocument/2006/bibliography" xmlns="http://schemas.openxmlformats.org/officeDocument/2006/bibliography" SelectedStyle="\APASixthEditionOfficeOnline.xsl" StyleName="APA" Version="6"/>
+<p:properties xmlns:p="http://schemas.microsoft.com/office/2006/metadata/properties" xmlns:xsi="http://www.w3.org/2001/XMLSchema-instance" xmlns:pc="http://schemas.microsoft.com/office/infopath/2007/PartnerControls">
+  <documentManagement>
+    <TaxCatchAll xmlns="795e4f4e-8a92-4277-8204-30d7cb32c2dd" xsi:nil="true"/>
+    <lcf76f155ced4ddcb4097134ff3c332f xmlns="a2c9bb66-a5ab-4e32-8de3-a21a0f67abae">
+      <Terms xmlns="http://schemas.microsoft.com/office/infopath/2007/PartnerControls"/>
+    </lcf76f155ced4ddcb4097134ff3c332f>
+  </documentManagement>
+</p:properties>
 </file>
 
 <file path=customXml/item2.xml><?xml version="1.0" encoding="utf-8"?>
+<?mso-contentType ?>
+<FormTemplates xmlns="http://schemas.microsoft.com/sharepoint/v3/contenttype/forms">
+  <Display>DocumentLibraryForm</Display>
+  <Edit>DocumentLibraryForm</Edit>
+  <New>DocumentLibraryForm</New>
+</FormTemplates>
+</file>
+
+<file path=customXml/item3.xml><?xml version="1.0" encoding="utf-8"?>
 <ct:contentTypeSchema xmlns:ct="http://schemas.microsoft.com/office/2006/metadata/contentType" xmlns:ma="http://schemas.microsoft.com/office/2006/metadata/properties/metaAttributes" ct:_="" ma:_="" ma:contentTypeName="Document" ma:contentTypeID="0x010100C1A578D40E404A43A313E10F83EC9175" ma:contentTypeVersion="13" ma:contentTypeDescription="Create a new document." ma:contentTypeScope="" ma:versionID="71835ca656f615c872076a649fba25f7">
   <xsd:schema xmlns:xsd="http://www.w3.org/2001/XMLSchema" xmlns:xs="http://www.w3.org/2001/XMLSchema" xmlns:p="http://schemas.microsoft.com/office/2006/metadata/properties" xmlns:ns2="a2c9bb66-a5ab-4e32-8de3-a21a0f67abae" xmlns:ns3="795e4f4e-8a92-4277-8204-30d7cb32c2dd" targetNamespace="http://schemas.microsoft.com/office/2006/metadata/properties" ma:root="true" ma:fieldsID="6fa91ac73aeb51c3beeb4a0f8332b944" ns2:_="" ns3:_="">
     <xsd:import namespace="a2c9bb66-a5ab-4e32-8de3-a21a0f67abae"/>
@@ -8186,35 +8033,30 @@
 </ct:contentTypeSchema>
 </file>
 
-<file path=customXml/item3.xml><?xml version="1.0" encoding="utf-8"?>
-<?mso-contentType ?>
-<FormTemplates xmlns="http://schemas.microsoft.com/sharepoint/v3/contenttype/forms">
-  <Display>DocumentLibraryForm</Display>
-  <Edit>DocumentLibraryForm</Edit>
-  <New>DocumentLibraryForm</New>
-</FormTemplates>
-</file>
-
 <file path=customXml/item4.xml><?xml version="1.0" encoding="utf-8"?>
-<p:properties xmlns:p="http://schemas.microsoft.com/office/2006/metadata/properties" xmlns:xsi="http://www.w3.org/2001/XMLSchema-instance" xmlns:pc="http://schemas.microsoft.com/office/infopath/2007/PartnerControls">
-  <documentManagement>
-    <TaxCatchAll xmlns="795e4f4e-8a92-4277-8204-30d7cb32c2dd" xsi:nil="true"/>
-    <lcf76f155ced4ddcb4097134ff3c332f xmlns="a2c9bb66-a5ab-4e32-8de3-a21a0f67abae">
-      <Terms xmlns="http://schemas.microsoft.com/office/infopath/2007/PartnerControls"/>
-    </lcf76f155ced4ddcb4097134ff3c332f>
-  </documentManagement>
-</p:properties>
+<b:Sources xmlns:b="http://schemas.openxmlformats.org/officeDocument/2006/bibliography" xmlns="http://schemas.openxmlformats.org/officeDocument/2006/bibliography" SelectedStyle="\APASixthEditionOfficeOnline.xsl" StyleName="APA" Version="6"/>
 </file>
 
 <file path=customXml/itemProps1.xml><?xml version="1.0" encoding="utf-8"?>
-<ds:datastoreItem xmlns:ds="http://schemas.openxmlformats.org/officeDocument/2006/customXml" ds:itemID="{D1A78E21-3844-4FD2-AC69-163ADE288146}">
+<ds:datastoreItem xmlns:ds="http://schemas.openxmlformats.org/officeDocument/2006/customXml" ds:itemID="{E560935F-87F5-4DDE-8B2B-3348161B5E30}">
   <ds:schemaRefs>
-    <ds:schemaRef ds:uri="http://schemas.openxmlformats.org/officeDocument/2006/bibliography"/>
+    <ds:schemaRef ds:uri="http://schemas.microsoft.com/office/2006/metadata/properties"/>
+    <ds:schemaRef ds:uri="http://schemas.microsoft.com/office/infopath/2007/PartnerControls"/>
+    <ds:schemaRef ds:uri="795e4f4e-8a92-4277-8204-30d7cb32c2dd"/>
+    <ds:schemaRef ds:uri="a2c9bb66-a5ab-4e32-8de3-a21a0f67abae"/>
   </ds:schemaRefs>
 </ds:datastoreItem>
 </file>
 
 <file path=customXml/itemProps2.xml><?xml version="1.0" encoding="utf-8"?>
+<ds:datastoreItem xmlns:ds="http://schemas.openxmlformats.org/officeDocument/2006/customXml" ds:itemID="{89DD65F5-DA16-44EA-9B0D-EF4F514F6A92}">
+  <ds:schemaRefs>
+    <ds:schemaRef ds:uri="http://schemas.microsoft.com/sharepoint/v3/contenttype/forms"/>
+  </ds:schemaRefs>
+</ds:datastoreItem>
+</file>
+
+<file path=customXml/itemProps3.xml><?xml version="1.0" encoding="utf-8"?>
 <ds:datastoreItem xmlns:ds="http://schemas.openxmlformats.org/officeDocument/2006/customXml" ds:itemID="{0CE9D802-BF23-4583-B8AE-B952A0A94562}">
   <ds:schemaRefs>
     <ds:schemaRef ds:uri="http://schemas.microsoft.com/office/2006/metadata/contentType"/>
@@ -8233,21 +8075,10 @@
 </ds:datastoreItem>
 </file>
 
-<file path=customXml/itemProps3.xml><?xml version="1.0" encoding="utf-8"?>
-<ds:datastoreItem xmlns:ds="http://schemas.openxmlformats.org/officeDocument/2006/customXml" ds:itemID="{89DD65F5-DA16-44EA-9B0D-EF4F514F6A92}">
+<file path=customXml/itemProps4.xml><?xml version="1.0" encoding="utf-8"?>
+<ds:datastoreItem xmlns:ds="http://schemas.openxmlformats.org/officeDocument/2006/customXml" ds:itemID="{D1A78E21-3844-4FD2-AC69-163ADE288146}">
   <ds:schemaRefs>
-    <ds:schemaRef ds:uri="http://schemas.microsoft.com/sharepoint/v3/contenttype/forms"/>
-  </ds:schemaRefs>
-</ds:datastoreItem>
-</file>
-
-<file path=customXml/itemProps4.xml><?xml version="1.0" encoding="utf-8"?>
-<ds:datastoreItem xmlns:ds="http://schemas.openxmlformats.org/officeDocument/2006/customXml" ds:itemID="{E560935F-87F5-4DDE-8B2B-3348161B5E30}">
-  <ds:schemaRefs>
-    <ds:schemaRef ds:uri="http://schemas.microsoft.com/office/2006/metadata/properties"/>
-    <ds:schemaRef ds:uri="http://schemas.microsoft.com/office/infopath/2007/PartnerControls"/>
-    <ds:schemaRef ds:uri="795e4f4e-8a92-4277-8204-30d7cb32c2dd"/>
-    <ds:schemaRef ds:uri="a2c9bb66-a5ab-4e32-8de3-a21a0f67abae"/>
+    <ds:schemaRef ds:uri="http://schemas.openxmlformats.org/officeDocument/2006/bibliography"/>
   </ds:schemaRefs>
 </ds:datastoreItem>
 </file>